--- a/public/Accident & Health Study Guide.docx
+++ b/public/Accident & Health Study Guide.docx
@@ -78,7 +78,7 @@
           <w:sz w:val="24"/>
           <w:szCs w:val="24"/>
         </w:rPr>
-        <w:t xml:space="preserve">90 Questions · Maryland · Prometric</w:t>
+        <w:t xml:space="preserve">90 Questions · Maryland</w:t>
       </w:r>
     </w:p>
     <w:p>
